--- a/Requisitos/UC12_Manter Estabelecimento.docx
+++ b/Requisitos/UC12_Manter Estabelecimento.docx
@@ -419,15 +419,62 @@
               </w:rPr>
               <w:t xml:space="preserve">Os </w:t>
             </w:r>
-            <w:proofErr w:type="spellStart"/>
-            <w:r>
-              <w:rPr>
-                <w:sz w:val="28"/>
-                <w:szCs w:val="28"/>
-              </w:rPr>
-              <w:t>esbalecimentos</w:t>
-            </w:r>
-            <w:proofErr w:type="spellEnd"/>
+            <w:r>
+              <w:rPr>
+                <w:sz w:val="28"/>
+                <w:szCs w:val="28"/>
+                <w:u w:val="single"/>
+              </w:rPr>
+              <w:t>es</w:t>
+            </w:r>
+            <w:r>
+              <w:rPr>
+                <w:sz w:val="28"/>
+                <w:szCs w:val="28"/>
+                <w:u w:val="single"/>
+              </w:rPr>
+              <w:t>t</w:t>
+            </w:r>
+            <w:r>
+              <w:rPr>
+                <w:sz w:val="28"/>
+                <w:szCs w:val="28"/>
+                <w:u w:val="single"/>
+              </w:rPr>
+              <w:t>a</w:t>
+            </w:r>
+            <w:r>
+              <w:rPr>
+                <w:sz w:val="28"/>
+                <w:szCs w:val="28"/>
+                <w:u w:val="single"/>
+              </w:rPr>
+              <w:t>b</w:t>
+            </w:r>
+            <w:r>
+              <w:rPr>
+                <w:sz w:val="28"/>
+                <w:szCs w:val="28"/>
+                <w:u w:val="single"/>
+              </w:rPr>
+              <w:t>e</w:t>
+            </w:r>
+            <w:r>
+              <w:rPr>
+                <w:sz w:val="28"/>
+                <w:szCs w:val="28"/>
+                <w:u w:val="single"/>
+              </w:rPr>
+              <w:t>le</w:t>
+            </w:r>
+            <w:r>
+              <w:rPr>
+                <w:sz w:val="28"/>
+                <w:szCs w:val="28"/>
+                <w:u w:val="single"/>
+              </w:rPr>
+              <w:t>cimentos</w:t>
+            </w:r>
             <w:r>
               <w:rPr>
                 <w:sz w:val="28"/>
@@ -741,15 +788,7 @@
                 <w:sz w:val="28"/>
                 <w:szCs w:val="28"/>
               </w:rPr>
-              <w:t xml:space="preserve">Seção Alterar </w:t>
-            </w:r>
-            <w:r>
-              <w:rPr>
-                <w:color w:val="FF0000"/>
-                <w:sz w:val="28"/>
-                <w:szCs w:val="28"/>
-              </w:rPr>
-              <w:t>Estabelecimento</w:t>
+              <w:t>Seção Alterar Estabelecimento</w:t>
             </w:r>
           </w:p>
           <w:p>
@@ -1110,103 +1149,7 @@
                 <w:sz w:val="28"/>
                 <w:szCs w:val="28"/>
               </w:rPr>
-              <w:t>do esta</w:t>
-            </w:r>
-            <w:r>
-              <w:rPr>
-                <w:color w:val="000000"/>
-                <w:sz w:val="28"/>
-                <w:szCs w:val="28"/>
-              </w:rPr>
-              <w:t>b</w:t>
-            </w:r>
-            <w:r>
-              <w:rPr>
-                <w:color w:val="000000"/>
-                <w:sz w:val="28"/>
-                <w:szCs w:val="28"/>
-              </w:rPr>
-              <w:t>e</w:t>
-            </w:r>
-            <w:r>
-              <w:rPr>
-                <w:color w:val="000000"/>
-                <w:sz w:val="28"/>
-                <w:szCs w:val="28"/>
-              </w:rPr>
-              <w:t>l</w:t>
-            </w:r>
-            <w:r>
-              <w:rPr>
-                <w:color w:val="000000"/>
-                <w:sz w:val="28"/>
-                <w:szCs w:val="28"/>
-              </w:rPr>
-              <w:t>e</w:t>
-            </w:r>
-            <w:r>
-              <w:rPr>
-                <w:color w:val="000000"/>
-                <w:sz w:val="28"/>
-                <w:szCs w:val="28"/>
-              </w:rPr>
-              <w:t>c</w:t>
-            </w:r>
-            <w:r>
-              <w:rPr>
-                <w:color w:val="000000"/>
-                <w:sz w:val="28"/>
-                <w:szCs w:val="28"/>
-              </w:rPr>
-              <w:t>i</w:t>
-            </w:r>
-            <w:r>
-              <w:rPr>
-                <w:color w:val="000000"/>
-                <w:sz w:val="28"/>
-                <w:szCs w:val="28"/>
-              </w:rPr>
-              <w:t>m</w:t>
-            </w:r>
-            <w:r>
-              <w:rPr>
-                <w:color w:val="000000"/>
-                <w:sz w:val="28"/>
-                <w:szCs w:val="28"/>
-              </w:rPr>
-              <w:t>e</w:t>
-            </w:r>
-            <w:r>
-              <w:rPr>
-                <w:color w:val="000000"/>
-                <w:sz w:val="28"/>
-                <w:szCs w:val="28"/>
-              </w:rPr>
-              <w:t>n</w:t>
-            </w:r>
-            <w:r>
-              <w:rPr>
-                <w:color w:val="000000"/>
-                <w:sz w:val="28"/>
-                <w:szCs w:val="28"/>
-              </w:rPr>
-              <w:t>t</w:t>
-            </w:r>
-            <w:r>
-              <w:rPr>
-                <w:color w:val="000000"/>
-                <w:sz w:val="28"/>
-                <w:szCs w:val="28"/>
-              </w:rPr>
-              <w:t>o</w:t>
-            </w:r>
-            <w:r>
-              <w:rPr>
-                <w:color w:val="000000"/>
-                <w:sz w:val="28"/>
-                <w:szCs w:val="28"/>
-              </w:rPr>
-              <w:t>.</w:t>
+              <w:t>do estabelecimento.</w:t>
             </w:r>
           </w:p>
           <w:p>
